--- a/lessons/6-9/homework.docx
+++ b/lessons/6-9/homework.docx
@@ -80,7 +80,7 @@
         <w:spacing w:after="60" w:before="0"/>
       </w:pPr>
       <w:r>
-        <w:t xml:space="preserve">Content: I can divide a whole number by a fraction by multiplying by the reciprocal.</w:t>
+        <w:t xml:space="preserve">Content: I can explain what dividing a whole number by a fraction means — how many pieces fit, or how much is in one whole — find the quotient with a model or by multiplying by the reciprocal, and check it by multiplying.</w:t>
       </w:r>
     </w:p>
     <w:p>
@@ -88,7 +88,7 @@
         <w:spacing w:after="60" w:before="0"/>
       </w:pPr>
       <w:r>
-        <w:t xml:space="preserve">Language: I can explain my steps using the words fraction, reciprocal, quotient, and Keep, Change, Flip.</w:t>
+        <w:t xml:space="preserve">Language: I can explain why multiplying by the reciprocal works, using the words fraction, reciprocal, quotient, and Keep, Change, Flip.</w:t>
       </w:r>
     </w:p>
     <w:p>
@@ -115,7 +115,7 @@
           <wp:inline distT="0" distB="0" distL="0" distR="0">
             <wp:extent cx="1047750" cy="790575"/>
             <wp:effectExtent t="0" r="0" b="0" l="0"/>
-            <wp:docPr id="1" name="" descr="" title=""/>
+            <wp:docPr id="1" name="Divide Whole Numbers by Fractions" descr="Picture illustrating the vocabulary word &quot;Divide Whole Numbers by Fractions&quot;" title="Divide Whole Numbers by Fractions"/>
             <wp:cNvGraphicFramePr>
               <a:graphicFrameLocks xmlns:a="http://schemas.openxmlformats.org/drawingml/2006/main" noChangeAspect="1"/>
             </wp:cNvGraphicFramePr>
@@ -178,7 +178,7 @@
           <wp:inline distT="0" distB="0" distL="0" distR="0">
             <wp:extent cx="1047750" cy="790575"/>
             <wp:effectExtent t="0" r="0" b="0" l="0"/>
-            <wp:docPr id="1" name="" descr="" title=""/>
+            <wp:docPr id="1" name="Whole Number" descr="Picture illustrating the vocabulary word &quot;Whole Number&quot;" title="Whole Number"/>
             <wp:cNvGraphicFramePr>
               <a:graphicFrameLocks xmlns:a="http://schemas.openxmlformats.org/drawingml/2006/main" noChangeAspect="1"/>
             </wp:cNvGraphicFramePr>
@@ -241,7 +241,7 @@
           <wp:inline distT="0" distB="0" distL="0" distR="0">
             <wp:extent cx="1047750" cy="790575"/>
             <wp:effectExtent t="0" r="0" b="0" l="0"/>
-            <wp:docPr id="1" name="" descr="" title=""/>
+            <wp:docPr id="1" name="Fraction" descr="Picture illustrating the vocabulary word &quot;Fraction&quot;" title="Fraction"/>
             <wp:cNvGraphicFramePr>
               <a:graphicFrameLocks xmlns:a="http://schemas.openxmlformats.org/drawingml/2006/main" noChangeAspect="1"/>
             </wp:cNvGraphicFramePr>
@@ -304,7 +304,7 @@
           <wp:inline distT="0" distB="0" distL="0" distR="0">
             <wp:extent cx="1047750" cy="790575"/>
             <wp:effectExtent t="0" r="0" b="0" l="0"/>
-            <wp:docPr id="1" name="" descr="" title=""/>
+            <wp:docPr id="1" name="Reciprocal" descr="Picture illustrating the vocabulary word &quot;Reciprocal&quot;" title="Reciprocal"/>
             <wp:cNvGraphicFramePr>
               <a:graphicFrameLocks xmlns:a="http://schemas.openxmlformats.org/drawingml/2006/main" noChangeAspect="1"/>
             </wp:cNvGraphicFramePr>
@@ -367,7 +367,7 @@
           <wp:inline distT="0" distB="0" distL="0" distR="0">
             <wp:extent cx="1047750" cy="790575"/>
             <wp:effectExtent t="0" r="0" b="0" l="0"/>
-            <wp:docPr id="1" name="" descr="" title=""/>
+            <wp:docPr id="1" name="Keep, Change, Flip" descr="Picture illustrating the vocabulary word &quot;Keep, Change, Flip&quot;" title="Keep, Change, Flip"/>
             <wp:cNvGraphicFramePr>
               <a:graphicFrameLocks xmlns:a="http://schemas.openxmlformats.org/drawingml/2006/main" noChangeAspect="1"/>
             </wp:cNvGraphicFramePr>
@@ -416,7 +416,7 @@
         <w:t xml:space="preserve">Keep, Change, Flip (Mantener, cambiar, invertir)</w:t>
       </w:r>
       <w:r>
-        <w:t xml:space="preserve"> — A way to divide fractions: keep the first, change ÷ to ×, flip the second.</w:t>
+        <w:t xml:space="preserve"> — A shortcut for dividing fractions: keep the first number, change ÷ to ×, flip the second. It works because dividing by a fraction gives the same answer as multiplying by its reciprocal.</w:t>
       </w:r>
     </w:p>
     <w:p>
@@ -430,7 +430,7 @@
           <wp:inline distT="0" distB="0" distL="0" distR="0">
             <wp:extent cx="1047750" cy="790575"/>
             <wp:effectExtent t="0" r="0" b="0" l="0"/>
-            <wp:docPr id="1" name="" descr="" title=""/>
+            <wp:docPr id="1" name="Quotient" descr="Picture illustrating the vocabulary word &quot;Quotient&quot;" title="Quotient"/>
             <wp:cNvGraphicFramePr>
               <a:graphicFrameLocks xmlns:a="http://schemas.openxmlformats.org/drawingml/2006/main" noChangeAspect="1"/>
             </wp:cNvGraphicFramePr>
@@ -524,15 +524,15 @@
         <w:spacing w:after="40" w:before="0"/>
       </w:pPr>
       <w:r>
-        <w:t xml:space="preserve">     A. 18</w:t>
-      </w:r>
-    </w:p>
-    <w:p>
-      <w:pPr>
-        <w:spacing w:after="40" w:before="0"/>
-      </w:pPr>
-      <w:r>
-        <w:t xml:space="preserve">     B. 2</w:t>
+        <w:t xml:space="preserve">     A. 2</w:t>
+      </w:r>
+    </w:p>
+    <w:p>
+      <w:pPr>
+        <w:spacing w:after="40" w:before="0"/>
+      </w:pPr>
+      <w:r>
+        <w:t xml:space="preserve">     B. 3</w:t>
       </w:r>
     </w:p>
     <w:p>
@@ -548,7 +548,7 @@
         <w:spacing w:after="40" w:before="0"/>
       </w:pPr>
       <w:r>
-        <w:t xml:space="preserve">     D. 3</w:t>
+        <w:t xml:space="preserve">     D. 18</w:t>
       </w:r>
     </w:p>
     <w:p>
@@ -579,31 +579,31 @@
         <w:spacing w:after="40" w:before="0"/>
       </w:pPr>
       <w:r>
-        <w:t xml:space="preserve">     A. 15</w:t>
-      </w:r>
-    </w:p>
-    <w:p>
-      <w:pPr>
-        <w:spacing w:after="40" w:before="0"/>
-      </w:pPr>
-      <w:r>
-        <w:t xml:space="preserve">     B. 3/5</w:t>
-      </w:r>
-    </w:p>
-    <w:p>
-      <w:pPr>
-        <w:spacing w:after="40" w:before="0"/>
-      </w:pPr>
-      <w:r>
-        <w:t xml:space="preserve">     C. 5/3</w:t>
-      </w:r>
-    </w:p>
-    <w:p>
-      <w:pPr>
-        <w:spacing w:after="40" w:before="0"/>
-      </w:pPr>
-      <w:r>
-        <w:t xml:space="preserve">     D. 8</w:t>
+        <w:t xml:space="preserve">     A. 3/5</w:t>
+      </w:r>
+    </w:p>
+    <w:p>
+      <w:pPr>
+        <w:spacing w:after="40" w:before="0"/>
+      </w:pPr>
+      <w:r>
+        <w:t xml:space="preserve">     B. 5/3</w:t>
+      </w:r>
+    </w:p>
+    <w:p>
+      <w:pPr>
+        <w:spacing w:after="40" w:before="0"/>
+      </w:pPr>
+      <w:r>
+        <w:t xml:space="preserve">     C. 8</w:t>
+      </w:r>
+    </w:p>
+    <w:p>
+      <w:pPr>
+        <w:spacing w:after="40" w:before="0"/>
+      </w:pPr>
+      <w:r>
+        <w:t xml:space="preserve">     D. 15</w:t>
       </w:r>
     </w:p>
     <w:p>
@@ -626,7 +626,7 @@
           <w:b/>
           <w:bCs/>
         </w:rPr>
-        <w:t xml:space="preserve">3. Complete the table: Whole Number ÷ Fraction. Use Keep, Change, Flip.</w:t>
+        <w:t xml:space="preserve">3. Complete the table: Whole Number ÷ Fraction. Use the reciprocal shortcut.</w:t>
       </w:r>
     </w:p>
     <w:tbl>
@@ -1103,7 +1103,7 @@
         <w:spacing w:after="40" w:before="0"/>
       </w:pPr>
       <w:r>
-        <w:t xml:space="preserve">     A. 9</w:t>
+        <w:t xml:space="preserve">     A. 2/18</w:t>
       </w:r>
     </w:p>
     <w:p>
@@ -1119,15 +1119,15 @@
         <w:spacing w:after="40" w:before="0"/>
       </w:pPr>
       <w:r>
-        <w:t xml:space="preserve">     C. 12</w:t>
-      </w:r>
-    </w:p>
-    <w:p>
-      <w:pPr>
-        <w:spacing w:after="40" w:before="0"/>
-      </w:pPr>
-      <w:r>
-        <w:t xml:space="preserve">     D. 2/18</w:t>
+        <w:t xml:space="preserve">     C. 9</w:t>
+      </w:r>
+    </w:p>
+    <w:p>
+      <w:pPr>
+        <w:spacing w:after="40" w:before="0"/>
+      </w:pPr>
+      <w:r>
+        <w:t xml:space="preserve">     D. 12</w:t>
       </w:r>
     </w:p>
     <w:p>
@@ -1166,7 +1166,7 @@
         <w:spacing w:after="40" w:before="0"/>
       </w:pPr>
       <w:r>
-        <w:t xml:space="preserve">   Step 2 (Keep, Change, Flip): Flipped the wrong number — wrote 1/8 × 3/4 instead of 8 × 4/3</w:t>
+        <w:t xml:space="preserve">   Step 2 (Multiply by the reciprocal): Flipped the wrong number — wrote 1/8 × 3/4 instead of 8 × 4/3</w:t>
       </w:r>
     </w:p>
     <w:p>
@@ -1231,39 +1231,39 @@
           <w:b/>
           <w:bCs/>
         </w:rPr>
-        <w:t xml:space="preserve">7. Detective Park has 4 cups of flour. Each batch of evidence-cookies needs 1/2 cup. How many batches can he make?</w:t>
-      </w:r>
-    </w:p>
-    <w:p>
-      <w:pPr>
-        <w:spacing w:after="40" w:before="0"/>
-      </w:pPr>
-      <w:r>
-        <w:t xml:space="preserve">     A. 8</w:t>
-      </w:r>
-    </w:p>
-    <w:p>
-      <w:pPr>
-        <w:spacing w:after="40" w:before="0"/>
-      </w:pPr>
-      <w:r>
-        <w:t xml:space="preserve">     B. 2</w:t>
-      </w:r>
-    </w:p>
-    <w:p>
-      <w:pPr>
-        <w:spacing w:after="40" w:before="0"/>
-      </w:pPr>
-      <w:r>
-        <w:t xml:space="preserve">     C. 4</w:t>
-      </w:r>
-    </w:p>
-    <w:p>
-      <w:pPr>
-        <w:spacing w:after="40" w:before="0"/>
-      </w:pPr>
-      <w:r>
-        <w:t xml:space="preserve">     D. 6</w:t>
+        <w:t xml:space="preserve">7. Agent Park's 6 pounds of evidence powder fill 3/4 of a storage tub. How many pounds fill a WHOLE tub? (6 ÷ 3/4 asks how much is in one whole tub.)</w:t>
+      </w:r>
+    </w:p>
+    <w:p>
+      <w:pPr>
+        <w:spacing w:after="40" w:before="0"/>
+      </w:pPr>
+      <w:r>
+        <w:t xml:space="preserve">     A. 4 1/2 pounds</w:t>
+      </w:r>
+    </w:p>
+    <w:p>
+      <w:pPr>
+        <w:spacing w:after="40" w:before="0"/>
+      </w:pPr>
+      <w:r>
+        <w:t xml:space="preserve">     B. 8 pounds</w:t>
+      </w:r>
+    </w:p>
+    <w:p>
+      <w:pPr>
+        <w:spacing w:after="40" w:before="0"/>
+      </w:pPr>
+      <w:r>
+        <w:t xml:space="preserve">     C. 2 pounds</w:t>
+      </w:r>
+    </w:p>
+    <w:p>
+      <w:pPr>
+        <w:spacing w:after="40" w:before="0"/>
+      </w:pPr>
+      <w:r>
+        <w:t xml:space="preserve">     D. 6 3/4 pounds</w:t>
       </w:r>
     </w:p>
     <w:p>
@@ -1286,39 +1286,39 @@
           <w:b/>
           <w:bCs/>
         </w:rPr>
-        <w:t xml:space="preserve">8. The crew has 8 quarts of sports drink. Each detective's water bottle holds 4/5 of a quart. How many bottles can be filled?</w:t>
-      </w:r>
-    </w:p>
-    <w:p>
-      <w:pPr>
-        <w:spacing w:after="40" w:before="0"/>
-      </w:pPr>
-      <w:r>
-        <w:t xml:space="preserve">     A. 10</w:t>
-      </w:r>
-    </w:p>
-    <w:p>
-      <w:pPr>
-        <w:spacing w:after="40" w:before="0"/>
-      </w:pPr>
-      <w:r>
-        <w:t xml:space="preserve">     B. 5</w:t>
-      </w:r>
-    </w:p>
-    <w:p>
-      <w:pPr>
-        <w:spacing w:after="40" w:before="0"/>
-      </w:pPr>
-      <w:r>
-        <w:t xml:space="preserve">     C. 32/5</w:t>
-      </w:r>
-    </w:p>
-    <w:p>
-      <w:pPr>
-        <w:spacing w:after="40" w:before="0"/>
-      </w:pPr>
-      <w:r>
-        <w:t xml:space="preserve">     D. 12</w:t>
+        <w:t xml:space="preserve">8. A 5-foot strip of evidence tape is 1/3 of a full roll. How long is the full roll? (5 ÷ 1/3 asks how much is in one whole roll.)</w:t>
+      </w:r>
+    </w:p>
+    <w:p>
+      <w:pPr>
+        <w:spacing w:after="40" w:before="0"/>
+      </w:pPr>
+      <w:r>
+        <w:t xml:space="preserve">     A. 5/3 feet</w:t>
+      </w:r>
+    </w:p>
+    <w:p>
+      <w:pPr>
+        <w:spacing w:after="40" w:before="0"/>
+      </w:pPr>
+      <w:r>
+        <w:t xml:space="preserve">     B. 8 feet</w:t>
+      </w:r>
+    </w:p>
+    <w:p>
+      <w:pPr>
+        <w:spacing w:after="40" w:before="0"/>
+      </w:pPr>
+      <w:r>
+        <w:t xml:space="preserve">     C. 1/15 foot</w:t>
+      </w:r>
+    </w:p>
+    <w:p>
+      <w:pPr>
+        <w:spacing w:after="40" w:before="0"/>
+      </w:pPr>
+      <w:r>
+        <w:t xml:space="preserve">     D. 15 feet</w:t>
       </w:r>
     </w:p>
     <w:p>
@@ -1341,39 +1341,39 @@
           <w:b/>
           <w:bCs/>
         </w:rPr>
-        <w:t xml:space="preserve">9. There are 3 bags of trail mix. Each snack pouch needs 2/3 of a bag. How many full pouches can be filled, and is there a leftover?</w:t>
-      </w:r>
-    </w:p>
-    <w:p>
-      <w:pPr>
-        <w:spacing w:after="40" w:before="0"/>
-      </w:pPr>
-      <w:r>
-        <w:t xml:space="preserve">     A. 4 1/2 pouches (4 full, half a pouch left)</w:t>
-      </w:r>
-    </w:p>
-    <w:p>
-      <w:pPr>
-        <w:spacing w:after="40" w:before="0"/>
-      </w:pPr>
-      <w:r>
-        <w:t xml:space="preserve">     B. 4 pouches exactly</w:t>
-      </w:r>
-    </w:p>
-    <w:p>
-      <w:pPr>
-        <w:spacing w:after="40" w:before="0"/>
-      </w:pPr>
-      <w:r>
-        <w:t xml:space="preserve">     C. 2 pouches</w:t>
-      </w:r>
-    </w:p>
-    <w:p>
-      <w:pPr>
-        <w:spacing w:after="40" w:before="0"/>
-      </w:pPr>
-      <w:r>
-        <w:t xml:space="preserve">     D. 6 pouches</w:t>
+        <w:t xml:space="preserve">9. Detective Park has 4 cups of flour. Each batch of evidence-cookies needs 1/2 cup. How many batches can he make?</w:t>
+      </w:r>
+    </w:p>
+    <w:p>
+      <w:pPr>
+        <w:spacing w:after="40" w:before="0"/>
+      </w:pPr>
+      <w:r>
+        <w:t xml:space="preserve">     A. 2</w:t>
+      </w:r>
+    </w:p>
+    <w:p>
+      <w:pPr>
+        <w:spacing w:after="40" w:before="0"/>
+      </w:pPr>
+      <w:r>
+        <w:t xml:space="preserve">     B. 4</w:t>
+      </w:r>
+    </w:p>
+    <w:p>
+      <w:pPr>
+        <w:spacing w:after="40" w:before="0"/>
+      </w:pPr>
+      <w:r>
+        <w:t xml:space="preserve">     C. 6</w:t>
+      </w:r>
+    </w:p>
+    <w:p>
+      <w:pPr>
+        <w:spacing w:after="40" w:before="0"/>
+      </w:pPr>
+      <w:r>
+        <w:t xml:space="preserve">     D. 8</w:t>
       </w:r>
     </w:p>
     <w:p>
@@ -1396,39 +1396,39 @@
           <w:b/>
           <w:bCs/>
         </w:rPr>
-        <w:t xml:space="preserve">10. Detective Park bakes with 9 cups of batter. Each muffin pan holds 3/4 of a cup. How many pans can he fill?</w:t>
-      </w:r>
-    </w:p>
-    <w:p>
-      <w:pPr>
-        <w:spacing w:after="40" w:before="0"/>
-      </w:pPr>
-      <w:r>
-        <w:t xml:space="preserve">     A. 12</w:t>
-      </w:r>
-    </w:p>
-    <w:p>
-      <w:pPr>
-        <w:spacing w:after="40" w:before="0"/>
-      </w:pPr>
-      <w:r>
-        <w:t xml:space="preserve">     B. 6</w:t>
-      </w:r>
-    </w:p>
-    <w:p>
-      <w:pPr>
-        <w:spacing w:after="40" w:before="0"/>
-      </w:pPr>
-      <w:r>
-        <w:t xml:space="preserve">     C. 27/4</w:t>
-      </w:r>
-    </w:p>
-    <w:p>
-      <w:pPr>
-        <w:spacing w:after="40" w:before="0"/>
-      </w:pPr>
-      <w:r>
-        <w:t xml:space="preserve">     D. 9</w:t>
+        <w:t xml:space="preserve">10. The crew has 8 quarts of sports drink. Each detective's water bottle holds 4/5 of a quart. How many bottles can be filled?</w:t>
+      </w:r>
+    </w:p>
+    <w:p>
+      <w:pPr>
+        <w:spacing w:after="40" w:before="0"/>
+      </w:pPr>
+      <w:r>
+        <w:t xml:space="preserve">     A. 5</w:t>
+      </w:r>
+    </w:p>
+    <w:p>
+      <w:pPr>
+        <w:spacing w:after="40" w:before="0"/>
+      </w:pPr>
+      <w:r>
+        <w:t xml:space="preserve">     B. 10</w:t>
+      </w:r>
+    </w:p>
+    <w:p>
+      <w:pPr>
+        <w:spacing w:after="40" w:before="0"/>
+      </w:pPr>
+      <w:r>
+        <w:t xml:space="preserve">     C. 12</w:t>
+      </w:r>
+    </w:p>
+    <w:p>
+      <w:pPr>
+        <w:spacing w:after="40" w:before="0"/>
+      </w:pPr>
+      <w:r>
+        <w:t xml:space="preserve">     D. 32/5</w:t>
       </w:r>
     </w:p>
     <w:p>
@@ -1469,7 +1469,7 @@
           <w:b/>
           <w:bCs/>
         </w:rPr>
-        <w:t xml:space="preserve">1. A. 18</w:t>
+        <w:t xml:space="preserve">1. D. 18</w:t>
       </w:r>
     </w:p>
     <w:p>
@@ -1501,7 +1501,7 @@
           <w:b/>
           <w:bCs/>
         </w:rPr>
-        <w:t xml:space="preserve">2. A. 15</w:t>
+        <w:t xml:space="preserve">2. D. 15</w:t>
       </w:r>
     </w:p>
     <w:p>
@@ -1533,7 +1533,7 @@
           <w:b/>
           <w:bCs/>
         </w:rPr>
-        <w:t xml:space="preserve">3. Complete the table: Whole Number ÷ Fraction. Use Keep, Change, Flip.</w:t>
+        <w:t xml:space="preserve">3. Complete the table: Whole Number ÷ Fraction. Use the reciprocal shortcut.</w:t>
       </w:r>
     </w:p>
     <w:p>
@@ -1629,7 +1629,7 @@
           <w:b/>
           <w:bCs/>
         </w:rPr>
-        <w:t xml:space="preserve">5. A. 9</w:t>
+        <w:t xml:space="preserve">5. C. 9</w:t>
       </w:r>
     </w:p>
     <w:p>
@@ -1685,19 +1685,19 @@
         <w:spacing w:after="80" w:before="0"/>
       </w:pPr>
       <w:r>
-        <w:t xml:space="preserve">     Watch for: Only the divisor gets flipped. The Keep, Change, Flip step turned the dividend 8 into 1/8 and left 3/4 alone, which is backwards; the correct rewrite is 8 × 4/3 = 32/3 = 10 2/3. Since 3/4 is less than 1, more than 8 of those pieces fit into 8 wholes, so a tiny answer like 3/32 cannot be right.</w:t>
-      </w:r>
-    </w:p>
-    <w:p>
-      <w:pPr>
-        <w:spacing w:after="40" w:before="0"/>
-      </w:pPr>
-      <w:r>
-        <w:rPr>
-          <w:b/>
-          <w:bCs/>
-        </w:rPr>
-        <w:t xml:space="preserve">7. A. 8</w:t>
+        <w:t xml:space="preserve">     Watch for: Only the divisor gets flipped. The reciprocal step turned the dividend 8 into 1/8 and left 3/4 alone, which is backwards; the correct rewrite is 8 × 4/3 = 32/3 = 10 2/3. Since 3/4 is less than 1, more than 8 of those pieces fit into 8 wholes, so a tiny answer like 3/32 cannot be right.</w:t>
+      </w:r>
+    </w:p>
+    <w:p>
+      <w:pPr>
+        <w:spacing w:after="40" w:before="0"/>
+      </w:pPr>
+      <w:r>
+        <w:rPr>
+          <w:b/>
+          <w:bCs/>
+        </w:rPr>
+        <w:t xml:space="preserve">7. B. 8 pounds</w:t>
       </w:r>
     </w:p>
     <w:p>
@@ -1705,7 +1705,7 @@
         <w:spacing w:after="20" w:before="0"/>
       </w:pPr>
       <w:r>
-        <w:t xml:space="preserve">     4 ÷ 1/2 = 4 × 2/1 = 8 batches. Each cup makes 2 half-cup batches.</w:t>
+        <w:t xml:space="preserve">     3 fourths of the tub hold 6 pounds, so 1 fourth holds 6 ÷ 3 = 2 pounds and the whole tub (4 fourths) holds 4 × 2 = 8 pounds. The shortcut agrees: 6 × 4/3 = 24/3 = 8. Check: 3/4 × 8 = 6.</w:t>
       </w:r>
     </w:p>
     <w:p>
@@ -1729,7 +1729,7 @@
           <w:b/>
           <w:bCs/>
         </w:rPr>
-        <w:t xml:space="preserve">8. A. 10</w:t>
+        <w:t xml:space="preserve">8. D. 15 feet</w:t>
       </w:r>
     </w:p>
     <w:p>
@@ -1737,7 +1737,7 @@
         <w:spacing w:after="20" w:before="0"/>
       </w:pPr>
       <w:r>
-        <w:t xml:space="preserve">     8 ÷ 4/5 = 8 × 5/4 = 40/4 = 10 bottles.</w:t>
+        <w:t xml:space="preserve">     5 feet is one third of the roll, and a whole roll is 3 thirds: 5 ÷ 1/3 = 5 × 3 = 15 feet. Check by multiplying: 1/3 × 15 = 5.</w:t>
       </w:r>
     </w:p>
     <w:p>
@@ -1761,7 +1761,7 @@
           <w:b/>
           <w:bCs/>
         </w:rPr>
-        <w:t xml:space="preserve">9. A. 4 1/2 pouches (4 full, half a pouch left)</w:t>
+        <w:t xml:space="preserve">9. D. 8</w:t>
       </w:r>
     </w:p>
     <w:p>
@@ -1769,7 +1769,7 @@
         <w:spacing w:after="20" w:before="0"/>
       </w:pPr>
       <w:r>
-        <w:t xml:space="preserve">     3 ÷ 2/3 = 3 × 3/2 = 9/2 = 4 1/2. You can fill 4 full pouches with half a pouch of mix left over.</w:t>
+        <w:t xml:space="preserve">     4 ÷ 1/2 = 4 × 2/1 = 8 batches. Each cup makes 2 half-cup batches.</w:t>
       </w:r>
     </w:p>
     <w:p>
@@ -1793,7 +1793,7 @@
           <w:b/>
           <w:bCs/>
         </w:rPr>
-        <w:t xml:space="preserve">10. A. 12</w:t>
+        <w:t xml:space="preserve">10. B. 10</w:t>
       </w:r>
     </w:p>
     <w:p>
@@ -1801,7 +1801,7 @@
         <w:spacing w:after="20" w:before="0"/>
       </w:pPr>
       <w:r>
-        <w:t xml:space="preserve">     9 ÷ 3/4 = 9 × 4/3 = 36/3 = 12 pans.</w:t>
+        <w:t xml:space="preserve">     8 ÷ 4/5 = 8 × 5/4 = 40/4 = 10 bottles.</w:t>
       </w:r>
     </w:p>
     <w:p>
@@ -2002,7 +2002,14 @@
 <file path=word/styles.xml><?xml version="1.0" encoding="utf-8"?>
 <w:styles xmlns:mc="http://schemas.openxmlformats.org/markup-compatibility/2006" xmlns:r="http://schemas.openxmlformats.org/officeDocument/2006/relationships" xmlns:w="http://schemas.openxmlformats.org/wordprocessingml/2006/main" xmlns:w14="http://schemas.microsoft.com/office/word/2010/wordml" xmlns:w15="http://schemas.microsoft.com/office/word/2012/wordml" mc:Ignorable="w14 w15">
   <w:docDefaults>
-    <w:rPrDefault/>
+    <w:rPrDefault>
+      <w:rPr>
+        <w:rFonts w:ascii="Arial" w:cs="Arial" w:eastAsia="Arial" w:hAnsi="Arial"/>
+        <w:sz w:val="22"/>
+        <w:szCs w:val="22"/>
+        <w:lang w:val="en-US"/>
+      </w:rPr>
+    </w:rPrDefault>
     <w:pPrDefault/>
   </w:docDefaults>
   <w:style w:type="paragraph" w:styleId="Title">
@@ -2020,10 +2027,16 @@
     <w:basedOn w:val="Normal"/>
     <w:next w:val="Normal"/>
     <w:qFormat/>
+    <w:pPr>
+      <w:keepNext/>
+    </w:pPr>
     <w:rPr>
-      <w:color w:val="2E74B5"/>
-      <w:sz w:val="32"/>
-      <w:szCs w:val="32"/>
+      <w:rFonts w:ascii="Arial" w:cs="Arial" w:eastAsia="Arial" w:hAnsi="Arial"/>
+      <w:b/>
+      <w:bCs/>
+      <w:color w:val="183E56"/>
+      <w:sz w:val="34"/>
+      <w:szCs w:val="34"/>
     </w:rPr>
   </w:style>
   <w:style w:type="paragraph" w:styleId="Heading2">
@@ -2031,8 +2044,14 @@
     <w:basedOn w:val="Normal"/>
     <w:next w:val="Normal"/>
     <w:qFormat/>
+    <w:pPr>
+      <w:keepNext/>
+    </w:pPr>
     <w:rPr>
-      <w:color w:val="2E74B5"/>
+      <w:rFonts w:ascii="Arial" w:cs="Arial" w:eastAsia="Arial" w:hAnsi="Arial"/>
+      <w:b/>
+      <w:bCs/>
+      <w:color w:val="176B70"/>
       <w:sz w:val="26"/>
       <w:szCs w:val="26"/>
     </w:rPr>

--- a/lessons/6-9/homework.docx
+++ b/lessons/6-9/homework.docx
@@ -1440,380 +1440,6 @@
           <w:color w:val="BBBBBB"/>
         </w:rPr>
         <w:t xml:space="preserve">______________________________________________________________________</w:t>
-      </w:r>
-    </w:p>
-    <w:p>
-      <w:r>
-        <w:br w:type="page"/>
-      </w:r>
-    </w:p>
-    <w:p>
-      <w:pPr>
-        <w:pStyle w:val="Heading1"/>
-        <w:spacing w:after="120"/>
-      </w:pPr>
-      <w:r>
-        <w:rPr>
-          <w:b/>
-          <w:bCs/>
-        </w:rPr>
-        <w:t xml:space="preserve">Answer Key (Teacher)</w:t>
-      </w:r>
-    </w:p>
-    <w:p>
-      <w:pPr>
-        <w:spacing w:after="40" w:before="0"/>
-      </w:pPr>
-      <w:r>
-        <w:rPr>
-          <w:b/>
-          <w:bCs/>
-        </w:rPr>
-        <w:t xml:space="preserve">1. D. 18</w:t>
-      </w:r>
-    </w:p>
-    <w:p>
-      <w:pPr>
-        <w:spacing w:after="20" w:before="0"/>
-      </w:pPr>
-      <w:r>
-        <w:t xml:space="preserve">     6 ÷ 1/3 = 6 × 3/1 = 18. There are 18 thirds in 6 wholes.</w:t>
-      </w:r>
-    </w:p>
-    <w:p>
-      <w:pPr>
-        <w:spacing w:after="80" w:before="0"/>
-      </w:pPr>
-      <w:r>
-        <w:rPr>
-          <w:i/>
-          <w:iCs/>
-        </w:rPr>
-        <w:t xml:space="preserve">     Watch for: A common mistake in Divide Whole Numbers by Fractions is doing 'Keep, Change' but skipping the 'Flip' — students multiply by the divisor as it is instead of by its reciprocal. For example, for 6 ÷ 3/4, a student might write 6 × 3/4 = 4 1/2 and stop there, but the divisor 3/4 must be flipped to 4/3 first: 6 × 4/3 = 24/3 = 8. Before you submit, check: did I flip the second fraction (the divisor) upside down before multiplying?</w:t>
-      </w:r>
-    </w:p>
-    <w:p>
-      <w:pPr>
-        <w:spacing w:after="40" w:before="0"/>
-      </w:pPr>
-      <w:r>
-        <w:rPr>
-          <w:b/>
-          <w:bCs/>
-        </w:rPr>
-        <w:t xml:space="preserve">2. D. 15</w:t>
-      </w:r>
-    </w:p>
-    <w:p>
-      <w:pPr>
-        <w:spacing w:after="20" w:before="0"/>
-      </w:pPr>
-      <w:r>
-        <w:t xml:space="preserve">     3 ÷ 1/5 = 3 × 5/1 = 15. There are 15 fifths in 3 wholes.</w:t>
-      </w:r>
-    </w:p>
-    <w:p>
-      <w:pPr>
-        <w:spacing w:after="80" w:before="0"/>
-      </w:pPr>
-      <w:r>
-        <w:rPr>
-          <w:i/>
-          <w:iCs/>
-        </w:rPr>
-        <w:t xml:space="preserve">     Watch for: A common mistake in Divide Whole Numbers by Fractions is doing 'Keep, Change' but skipping the 'Flip' — students multiply by the divisor as it is instead of by its reciprocal. For example, for 6 ÷ 3/4, a student might write 6 × 3/4 = 4 1/2 and stop there, but the divisor 3/4 must be flipped to 4/3 first: 6 × 4/3 = 24/3 = 8. Before you submit, check: did I flip the second fraction (the divisor) upside down before multiplying?</w:t>
-      </w:r>
-    </w:p>
-    <w:p>
-      <w:pPr>
-        <w:spacing w:after="40" w:before="0"/>
-      </w:pPr>
-      <w:r>
-        <w:rPr>
-          <w:b/>
-          <w:bCs/>
-        </w:rPr>
-        <w:t xml:space="preserve">3. Complete the table: Whole Number ÷ Fraction. Use the reciprocal shortcut.</w:t>
-      </w:r>
-    </w:p>
-    <w:p>
-      <w:pPr>
-        <w:spacing w:after="40" w:before="0"/>
-      </w:pPr>
-      <w:r>
-        <w:t xml:space="preserve">     (See completed table.)</w:t>
-      </w:r>
-    </w:p>
-    <w:p>
-      <w:pPr>
-        <w:spacing w:after="40" w:before="0"/>
-      </w:pPr>
-      <w:r>
-        <w:t xml:space="preserve"/>
-      </w:r>
-    </w:p>
-    <w:p>
-      <w:pPr>
-        <w:spacing w:after="40" w:before="0"/>
-      </w:pPr>
-      <w:r>
-        <w:rPr>
-          <w:b/>
-          <w:bCs/>
-        </w:rPr>
-        <w:t xml:space="preserve">4. Matches:</w:t>
-      </w:r>
-    </w:p>
-    <w:p>
-      <w:pPr>
-        <w:spacing w:after="20" w:before="0"/>
-      </w:pPr>
-      <w:r>
-        <w:t xml:space="preserve">     4 ÷ 1/3 → 12</w:t>
-      </w:r>
-    </w:p>
-    <w:p>
-      <w:pPr>
-        <w:spacing w:after="20" w:before="0"/>
-      </w:pPr>
-      <w:r>
-        <w:t xml:space="preserve">     7 ÷ 1/2 → 14</w:t>
-      </w:r>
-    </w:p>
-    <w:p>
-      <w:pPr>
-        <w:spacing w:after="20" w:before="0"/>
-      </w:pPr>
-      <w:r>
-        <w:t xml:space="preserve">     5 ÷ 1/6 → 30</w:t>
-      </w:r>
-    </w:p>
-    <w:p>
-      <w:pPr>
-        <w:spacing w:after="20" w:before="0"/>
-      </w:pPr>
-      <w:r>
-        <w:t xml:space="preserve">     2 ÷ 1/8 → 16</w:t>
-      </w:r>
-    </w:p>
-    <w:p>
-      <w:pPr>
-        <w:spacing w:after="20" w:before="0"/>
-      </w:pPr>
-      <w:r>
-        <w:t xml:space="preserve">     9 ÷ 1/4 → 36</w:t>
-      </w:r>
-    </w:p>
-    <w:p>
-      <w:pPr>
-        <w:spacing w:after="20" w:before="0"/>
-      </w:pPr>
-      <w:r>
-        <w:t xml:space="preserve">     6 ÷ 1/5 → 30</w:t>
-      </w:r>
-    </w:p>
-    <w:p>
-      <w:pPr>
-        <w:spacing w:after="40" w:before="0"/>
-      </w:pPr>
-      <w:r>
-        <w:t xml:space="preserve"/>
-      </w:r>
-    </w:p>
-    <w:p>
-      <w:pPr>
-        <w:spacing w:after="40" w:before="0"/>
-      </w:pPr>
-      <w:r>
-        <w:rPr>
-          <w:b/>
-          <w:bCs/>
-        </w:rPr>
-        <w:t xml:space="preserve">5. C. 9</w:t>
-      </w:r>
-    </w:p>
-    <w:p>
-      <w:pPr>
-        <w:spacing w:after="20" w:before="0"/>
-      </w:pPr>
-      <w:r>
-        <w:t xml:space="preserve">     6 ÷ 2/3 = 6 × 3/2 = 18/2 = 9. Keep 6, change ÷ to ×, flip 2/3 to 3/2.</w:t>
-      </w:r>
-    </w:p>
-    <w:p>
-      <w:pPr>
-        <w:spacing w:after="80" w:before="0"/>
-      </w:pPr>
-      <w:r>
-        <w:rPr>
-          <w:i/>
-          <w:iCs/>
-        </w:rPr>
-        <w:t xml:space="preserve">     Watch for: A common mistake in Divide Whole Numbers by Fractions is doing 'Keep, Change' but skipping the 'Flip' — students multiply by the divisor as it is instead of by its reciprocal. For example, for 6 ÷ 3/4, a student might write 6 × 3/4 = 4 1/2 and stop there, but the divisor 3/4 must be flipped to 4/3 first: 6 × 4/3 = 24/3 = 8. Before you submit, check: did I flip the second fraction (the divisor) upside down before multiplying?</w:t>
-      </w:r>
-    </w:p>
-    <w:p>
-      <w:pPr>
-        <w:spacing w:after="40" w:before="0"/>
-      </w:pPr>
-      <w:r>
-        <w:rPr>
-          <w:b/>
-          <w:bCs/>
-        </w:rPr>
-        <w:t xml:space="preserve">6. Spot the Common Mistake</w:t>
-      </w:r>
-    </w:p>
-    <w:p>
-      <w:pPr>
-        <w:spacing w:after="20" w:before="0"/>
-      </w:pPr>
-      <w:r>
-        <w:t xml:space="preserve">     The mistake is in Step 2.</w:t>
-      </w:r>
-    </w:p>
-    <w:p>
-      <w:pPr>
-        <w:spacing w:after="20" w:before="0"/>
-      </w:pPr>
-      <w:r>
-        <w:t xml:space="preserve">     Correct work: Keep the dividend 8 the same and flip only the divisor: 8 × 4/3 = 32/3 = 10 2/3. The mistake was flipping the whole number 8 into 1/8 instead of flipping the divisor 3/4 into 4/3.</w:t>
-      </w:r>
-    </w:p>
-    <w:p>
-      <w:pPr>
-        <w:spacing w:after="80" w:before="0"/>
-      </w:pPr>
-      <w:r>
-        <w:t xml:space="preserve">     Watch for: Only the divisor gets flipped. The reciprocal step turned the dividend 8 into 1/8 and left 3/4 alone, which is backwards; the correct rewrite is 8 × 4/3 = 32/3 = 10 2/3. Since 3/4 is less than 1, more than 8 of those pieces fit into 8 wholes, so a tiny answer like 3/32 cannot be right.</w:t>
-      </w:r>
-    </w:p>
-    <w:p>
-      <w:pPr>
-        <w:spacing w:after="40" w:before="0"/>
-      </w:pPr>
-      <w:r>
-        <w:rPr>
-          <w:b/>
-          <w:bCs/>
-        </w:rPr>
-        <w:t xml:space="preserve">7. B. 8 pounds</w:t>
-      </w:r>
-    </w:p>
-    <w:p>
-      <w:pPr>
-        <w:spacing w:after="20" w:before="0"/>
-      </w:pPr>
-      <w:r>
-        <w:t xml:space="preserve">     3 fourths of the tub hold 6 pounds, so 1 fourth holds 6 ÷ 3 = 2 pounds and the whole tub (4 fourths) holds 4 × 2 = 8 pounds. The shortcut agrees: 6 × 4/3 = 24/3 = 8. Check: 3/4 × 8 = 6.</w:t>
-      </w:r>
-    </w:p>
-    <w:p>
-      <w:pPr>
-        <w:spacing w:after="80" w:before="0"/>
-      </w:pPr>
-      <w:r>
-        <w:rPr>
-          <w:i/>
-          <w:iCs/>
-        </w:rPr>
-        <w:t xml:space="preserve">     Watch for: A common mistake in Divide Whole Numbers by Fractions is doing 'Keep, Change' but skipping the 'Flip' — students multiply by the divisor as it is instead of by its reciprocal. For example, for 6 ÷ 3/4, a student might write 6 × 3/4 = 4 1/2 and stop there, but the divisor 3/4 must be flipped to 4/3 first: 6 × 4/3 = 24/3 = 8. Before you submit, check: did I flip the second fraction (the divisor) upside down before multiplying?</w:t>
-      </w:r>
-    </w:p>
-    <w:p>
-      <w:pPr>
-        <w:spacing w:after="40" w:before="0"/>
-      </w:pPr>
-      <w:r>
-        <w:rPr>
-          <w:b/>
-          <w:bCs/>
-        </w:rPr>
-        <w:t xml:space="preserve">8. D. 15 feet</w:t>
-      </w:r>
-    </w:p>
-    <w:p>
-      <w:pPr>
-        <w:spacing w:after="20" w:before="0"/>
-      </w:pPr>
-      <w:r>
-        <w:t xml:space="preserve">     5 feet is one third of the roll, and a whole roll is 3 thirds: 5 ÷ 1/3 = 5 × 3 = 15 feet. Check by multiplying: 1/3 × 15 = 5.</w:t>
-      </w:r>
-    </w:p>
-    <w:p>
-      <w:pPr>
-        <w:spacing w:after="80" w:before="0"/>
-      </w:pPr>
-      <w:r>
-        <w:rPr>
-          <w:i/>
-          <w:iCs/>
-        </w:rPr>
-        <w:t xml:space="preserve">     Watch for: A common mistake in Divide Whole Numbers by Fractions is doing 'Keep, Change' but skipping the 'Flip' — students multiply by the divisor as it is instead of by its reciprocal. For example, for 6 ÷ 3/4, a student might write 6 × 3/4 = 4 1/2 and stop there, but the divisor 3/4 must be flipped to 4/3 first: 6 × 4/3 = 24/3 = 8. Before you submit, check: did I flip the second fraction (the divisor) upside down before multiplying?</w:t>
-      </w:r>
-    </w:p>
-    <w:p>
-      <w:pPr>
-        <w:spacing w:after="40" w:before="0"/>
-      </w:pPr>
-      <w:r>
-        <w:rPr>
-          <w:b/>
-          <w:bCs/>
-        </w:rPr>
-        <w:t xml:space="preserve">9. D. 8</w:t>
-      </w:r>
-    </w:p>
-    <w:p>
-      <w:pPr>
-        <w:spacing w:after="20" w:before="0"/>
-      </w:pPr>
-      <w:r>
-        <w:t xml:space="preserve">     4 ÷ 1/2 = 4 × 2/1 = 8 batches. Each cup makes 2 half-cup batches.</w:t>
-      </w:r>
-    </w:p>
-    <w:p>
-      <w:pPr>
-        <w:spacing w:after="80" w:before="0"/>
-      </w:pPr>
-      <w:r>
-        <w:rPr>
-          <w:i/>
-          <w:iCs/>
-        </w:rPr>
-        <w:t xml:space="preserve">     Watch for: A common mistake in Divide Whole Numbers by Fractions is doing 'Keep, Change' but skipping the 'Flip' — students multiply by the divisor as it is instead of by its reciprocal. For example, for 6 ÷ 3/4, a student might write 6 × 3/4 = 4 1/2 and stop there, but the divisor 3/4 must be flipped to 4/3 first: 6 × 4/3 = 24/3 = 8. Before you submit, check: did I flip the second fraction (the divisor) upside down before multiplying?</w:t>
-      </w:r>
-    </w:p>
-    <w:p>
-      <w:pPr>
-        <w:spacing w:after="40" w:before="0"/>
-      </w:pPr>
-      <w:r>
-        <w:rPr>
-          <w:b/>
-          <w:bCs/>
-        </w:rPr>
-        <w:t xml:space="preserve">10. B. 10</w:t>
-      </w:r>
-    </w:p>
-    <w:p>
-      <w:pPr>
-        <w:spacing w:after="20" w:before="0"/>
-      </w:pPr>
-      <w:r>
-        <w:t xml:space="preserve">     8 ÷ 4/5 = 8 × 5/4 = 40/4 = 10 bottles.</w:t>
-      </w:r>
-    </w:p>
-    <w:p>
-      <w:pPr>
-        <w:spacing w:after="80" w:before="0"/>
-      </w:pPr>
-      <w:r>
-        <w:rPr>
-          <w:i/>
-          <w:iCs/>
-        </w:rPr>
-        <w:t xml:space="preserve">     Watch for: A common mistake in Divide Whole Numbers by Fractions is doing 'Keep, Change' but skipping the 'Flip' — students multiply by the divisor as it is instead of by its reciprocal. For example, for 6 ÷ 3/4, a student might write 6 × 3/4 = 4 1/2 and stop there, but the divisor 3/4 must be flipped to 4/3 first: 6 × 4/3 = 24/3 = 8. Before you submit, check: did I flip the second fraction (the divisor) upside down before multiplying?</w:t>
       </w:r>
     </w:p>
     <w:sectPr>
